--- a/docs/sales-reform-toolkit/meetings/分科会依頼と初回点検会議_部長会1枚_20260728.docx
+++ b/docs/sales-reform-toolkit/meetings/分科会依頼と初回点検会議_部長会1枚_20260728.docx
@@ -63,20 +63,6 @@
           <w:szCs w:val="26"/>
         </w:rPr>
         <w:t xml:space="preserve">分科会の初回実施および初回点検会議の開催について（ご依頼）</w:t>
-      </w:r>
-    </w:p>
-    <w:p>
-      <w:pPr>
-        <w:spacing w:after="60"/>
-      </w:pPr>
-      <w:r>
-        <w:rPr>
-          <w:rFonts w:ascii="Yu Gothic" w:eastAsia="游ゴシック" w:hAnsi="Yu Gothic"/>
-          <w:color w:val="222222"/>
-          <w:sz w:val="19"/>
-          <w:szCs w:val="19"/>
-        </w:rPr>
-        <w:t xml:space="preserve">　標記の件についてご案内いたします。各分科会リーダーにおかれましては、下記のとおり初回分科会の実施と結果のご提出をお願い申し上げます。</w:t>
       </w:r>
     </w:p>
     <w:p>

--- a/docs/sales-reform-toolkit/meetings/分科会依頼と初回点検会議_部長会1枚_20260728.docx
+++ b/docs/sales-reform-toolkit/meetings/分科会依頼と初回点検会議_部長会1枚_20260728.docx
@@ -807,7 +807,7 @@
                 <w:sz w:val="18"/>
                 <w:szCs w:val="18"/>
               </w:rPr>
-              <w:t xml:space="preserve">1. 業績の報告</w:t>
+              <w:t xml:space="preserve">1. 業績の報告（永竹さん）</w:t>
             </w:r>
           </w:p>
         </w:tc>
@@ -875,7 +875,7 @@
                 <w:sz w:val="18"/>
                 <w:szCs w:val="18"/>
               </w:rPr>
-              <w:t xml:space="preserve">0:10-0:15</w:t>
+              <w:t xml:space="preserve">0:10-0:40</w:t>
             </w:r>
           </w:p>
         </w:tc>
@@ -908,7 +908,7 @@
                 <w:sz w:val="18"/>
                 <w:szCs w:val="18"/>
               </w:rPr>
-              <w:t xml:space="preserve">2. 前回決定事項の確認</w:t>
+              <w:t xml:space="preserve">2. 各分科会からの報告（各10分）</w:t>
             </w:r>
           </w:p>
         </w:tc>
@@ -941,7 +941,7 @@
                 <w:sz w:val="18"/>
                 <w:szCs w:val="18"/>
               </w:rPr>
-              <w:t xml:space="preserve">決定ログの消し込み（初回は省略可）</w:t>
+              <w:t xml:space="preserve">各リーダーより「決議事項・報告事項・承認事項」の3分類にて報告</w:t>
             </w:r>
           </w:p>
         </w:tc>
@@ -976,7 +976,7 @@
                 <w:sz w:val="18"/>
                 <w:szCs w:val="18"/>
               </w:rPr>
-              <w:t xml:space="preserve">0:15-0:45</w:t>
+              <w:t xml:space="preserve">0:40-0:50</w:t>
             </w:r>
           </w:p>
         </w:tc>
@@ -1009,7 +1009,7 @@
                 <w:sz w:val="18"/>
                 <w:szCs w:val="18"/>
               </w:rPr>
-              <w:t xml:space="preserve">3. 各分科会からの共有（各10分）</w:t>
+              <w:t xml:space="preserve">3. 承認事項の決定</w:t>
             </w:r>
           </w:p>
         </w:tc>
@@ -1042,7 +1042,7 @@
                 <w:sz w:val="18"/>
                 <w:szCs w:val="18"/>
               </w:rPr>
-              <w:t xml:space="preserve">各リーダーより「決議事項・報告事項・承認事項」の3分類にて共有</w:t>
+              <w:t xml:space="preserve">承認事項を一括審議のうえ、議長がその場で決定（全体3件以内）</w:t>
             </w:r>
           </w:p>
         </w:tc>
@@ -1077,7 +1077,7 @@
                 <w:sz w:val="18"/>
                 <w:szCs w:val="18"/>
               </w:rPr>
-              <w:t xml:space="preserve">0:45-0:55</w:t>
+              <w:t xml:space="preserve">0:50-0:55</w:t>
             </w:r>
           </w:p>
         </w:tc>
@@ -1110,7 +1110,7 @@
                 <w:sz w:val="18"/>
                 <w:szCs w:val="18"/>
               </w:rPr>
-              <w:t xml:space="preserve">4. 承認事項の決定</w:t>
+              <w:t xml:space="preserve">4. 次回までの確認</w:t>
             </w:r>
           </w:p>
         </w:tc>
@@ -1143,7 +1143,7 @@
                 <w:sz w:val="18"/>
                 <w:szCs w:val="18"/>
               </w:rPr>
-              <w:t xml:space="preserve">承認事項を一括審議のうえ、議長がその場で決定（全体3件以内）</w:t>
+              <w:t xml:space="preserve">決定・担当・期限の確認。24時間以内に決定ログへ記録し関係者へ展開</w:t>
             </w:r>
           </w:p>
         </w:tc>
@@ -1211,7 +1211,7 @@
                 <w:sz w:val="18"/>
                 <w:szCs w:val="18"/>
               </w:rPr>
-              <w:t xml:space="preserve">5. 次回までの確認</w:t>
+              <w:t xml:space="preserve">5. 山本会長より</w:t>
             </w:r>
           </w:p>
         </w:tc>
@@ -1244,12 +1244,26 @@
                 <w:sz w:val="18"/>
                 <w:szCs w:val="18"/>
               </w:rPr>
-              <w:t xml:space="preserve">決定・担当・期限の確認。24時間以内に決定ログへ記録し関係者へ展開</w:t>
+              <w:t xml:space="preserve">全体の講評と、次回に向けての話</w:t>
             </w:r>
           </w:p>
         </w:tc>
       </w:tr>
     </w:tbl>
+    <w:p>
+      <w:pPr>
+        <w:spacing w:after="0" w:before="60"/>
+      </w:pPr>
+      <w:r>
+        <w:rPr>
+          <w:rFonts w:ascii="Yu Gothic" w:eastAsia="游ゴシック" w:hAnsi="Yu Gothic"/>
+          <w:color w:val="8A8A8A"/>
+          <w:sz w:val="17"/>
+          <w:szCs w:val="17"/>
+        </w:rPr>
+        <w:t xml:space="preserve">※ 第2回以降は冒頭に「前回決定事項の確認（5分）」を追加します</w:t>
+      </w:r>
+    </w:p>
     <w:p>
       <w:pPr>
         <w:pBdr>

--- a/docs/sales-reform-toolkit/meetings/分科会依頼と初回点検会議_部長会1枚_20260728.docx
+++ b/docs/sales-reform-toolkit/meetings/分科会依頼と初回点検会議_部長会1枚_20260728.docx
@@ -163,7 +163,7 @@
                 <w:sz w:val="18"/>
                 <w:szCs w:val="18"/>
               </w:rPr>
-              <w:t xml:space="preserve">ライセンス営業改革（南谷氏）／接点づくり（黒澤氏）／経営基盤強化（高橋氏）</w:t>
+              <w:t xml:space="preserve">ライセンス営業改革（南谷さん）／接点づくり（黒澤さん）／経営基盤強化（高橋さん）</w:t>
             </w:r>
           </w:p>
         </w:tc>
@@ -535,7 +535,7 @@
           <w:sz w:val="18"/>
           <w:szCs w:val="18"/>
         </w:rPr>
-        <w:t xml:space="preserve">です。商品開発側（永山氏・山田氏）も参加予定です</w:t>
+        <w:t xml:space="preserve">です。商品開発側（永山さん・山田さん）も参加予定です</w:t>
       </w:r>
     </w:p>
     <w:p>

--- a/docs/sales-reform-toolkit/meetings/分科会依頼と初回点検会議_部長会1枚_20260728.docx
+++ b/docs/sales-reform-toolkit/meetings/分科会依頼と初回点検会議_部長会1枚_20260728.docx
@@ -9,7 +9,7 @@
       </w:pPr>
       <w:r>
         <w:rPr>
-          <w:rFonts w:ascii="Yu Gothic" w:eastAsia="游ゴシック" w:hAnsi="Yu Gothic"/>
+          <w:rFonts w:ascii="ＭＳ ゴシック" w:eastAsia="ＭＳ ゴシック" w:hAnsi="ＭＳ ゴシック"/>
           <w:color w:val="222222"/>
           <w:sz w:val="18"/>
           <w:szCs w:val="18"/>
@@ -23,7 +23,7 @@
       </w:pPr>
       <w:r>
         <w:rPr>
-          <w:rFonts w:ascii="Yu Gothic" w:eastAsia="游ゴシック" w:hAnsi="Yu Gothic"/>
+          <w:rFonts w:ascii="ＭＳ ゴシック" w:eastAsia="ＭＳ ゴシック" w:hAnsi="ＭＳ ゴシック"/>
           <w:b/>
           <w:bCs/>
           <w:color w:val="222222"/>
@@ -40,7 +40,7 @@
       </w:pPr>
       <w:r>
         <w:rPr>
-          <w:rFonts w:ascii="Yu Gothic" w:eastAsia="游ゴシック" w:hAnsi="Yu Gothic"/>
+          <w:rFonts w:ascii="ＭＳ ゴシック" w:eastAsia="ＭＳ ゴシック" w:hAnsi="ＭＳ ゴシック"/>
           <w:color w:val="222222"/>
           <w:sz w:val="19"/>
           <w:szCs w:val="19"/>
@@ -55,7 +55,7 @@
       </w:pPr>
       <w:r>
         <w:rPr>
-          <w:rFonts w:ascii="Yu Gothic" w:eastAsia="游ゴシック" w:hAnsi="Yu Gothic"/>
+          <w:rFonts w:ascii="ＭＳ ゴシック" w:eastAsia="ＭＳ ゴシック" w:hAnsi="ＭＳ ゴシック"/>
           <w:b/>
           <w:bCs/>
           <w:color w:val="222222"/>
@@ -75,7 +75,7 @@
       </w:pPr>
       <w:r>
         <w:rPr>
-          <w:rFonts w:ascii="Yu Gothic" w:eastAsia="游ゴシック" w:hAnsi="Yu Gothic"/>
+          <w:rFonts w:ascii="ＭＳ ゴシック" w:eastAsia="ＭＳ ゴシック" w:hAnsi="ＭＳ ゴシック"/>
           <w:b/>
           <w:bCs/>
           <w:color w:val="222222"/>
@@ -125,7 +125,7 @@
             </w:pPr>
             <w:r>
               <w:rPr>
-                <w:rFonts w:ascii="Yu Gothic" w:eastAsia="游ゴシック" w:hAnsi="Yu Gothic"/>
+                <w:rFonts w:ascii="ＭＳ ゴシック" w:eastAsia="ＭＳ ゴシック" w:hAnsi="ＭＳ ゴシック"/>
                 <w:b/>
                 <w:bCs/>
                 <w:color w:val="222222"/>
@@ -158,7 +158,7 @@
             </w:pPr>
             <w:r>
               <w:rPr>
-                <w:rFonts w:ascii="Yu Gothic" w:eastAsia="游ゴシック" w:hAnsi="Yu Gothic"/>
+                <w:rFonts w:ascii="ＭＳ ゴシック" w:eastAsia="ＭＳ ゴシック" w:hAnsi="ＭＳ ゴシック"/>
                 <w:color w:val="222222"/>
                 <w:sz w:val="18"/>
                 <w:szCs w:val="18"/>
@@ -192,7 +192,7 @@
             </w:pPr>
             <w:r>
               <w:rPr>
-                <w:rFonts w:ascii="Yu Gothic" w:eastAsia="游ゴシック" w:hAnsi="Yu Gothic"/>
+                <w:rFonts w:ascii="ＭＳ ゴシック" w:eastAsia="ＭＳ ゴシック" w:hAnsi="ＭＳ ゴシック"/>
                 <w:b/>
                 <w:bCs/>
                 <w:color w:val="222222"/>
@@ -225,7 +225,7 @@
             </w:pPr>
             <w:r>
               <w:rPr>
-                <w:rFonts w:ascii="Yu Gothic" w:eastAsia="游ゴシック" w:hAnsi="Yu Gothic"/>
+                <w:rFonts w:ascii="ＭＳ ゴシック" w:eastAsia="ＭＳ ゴシック" w:hAnsi="ＭＳ ゴシック"/>
                 <w:color w:val="222222"/>
                 <w:sz w:val="18"/>
                 <w:szCs w:val="18"/>
@@ -259,7 +259,7 @@
             </w:pPr>
             <w:r>
               <w:rPr>
-                <w:rFonts w:ascii="Yu Gothic" w:eastAsia="游ゴシック" w:hAnsi="Yu Gothic"/>
+                <w:rFonts w:ascii="ＭＳ ゴシック" w:eastAsia="ＭＳ ゴシック" w:hAnsi="ＭＳ ゴシック"/>
                 <w:b/>
                 <w:bCs/>
                 <w:color w:val="222222"/>
@@ -292,7 +292,7 @@
             </w:pPr>
             <w:r>
               <w:rPr>
-                <w:rFonts w:ascii="Yu Gothic" w:eastAsia="游ゴシック" w:hAnsi="Yu Gothic"/>
+                <w:rFonts w:ascii="ＭＳ ゴシック" w:eastAsia="ＭＳ ゴシック" w:hAnsi="ＭＳ ゴシック"/>
                 <w:color w:val="222222"/>
                 <w:sz w:val="18"/>
                 <w:szCs w:val="18"/>
@@ -326,7 +326,7 @@
             </w:pPr>
             <w:r>
               <w:rPr>
-                <w:rFonts w:ascii="Yu Gothic" w:eastAsia="游ゴシック" w:hAnsi="Yu Gothic"/>
+                <w:rFonts w:ascii="ＭＳ ゴシック" w:eastAsia="ＭＳ ゴシック" w:hAnsi="ＭＳ ゴシック"/>
                 <w:b/>
                 <w:bCs/>
                 <w:color w:val="222222"/>
@@ -359,7 +359,7 @@
             </w:pPr>
             <w:r>
               <w:rPr>
-                <w:rFonts w:ascii="Yu Gothic" w:eastAsia="游ゴシック" w:hAnsi="Yu Gothic"/>
+                <w:rFonts w:ascii="ＭＳ ゴシック" w:eastAsia="ＭＳ ゴシック" w:hAnsi="ＭＳ ゴシック"/>
                 <w:color w:val="222222"/>
                 <w:sz w:val="18"/>
                 <w:szCs w:val="18"/>
@@ -393,7 +393,7 @@
             </w:pPr>
             <w:r>
               <w:rPr>
-                <w:rFonts w:ascii="Yu Gothic" w:eastAsia="游ゴシック" w:hAnsi="Yu Gothic"/>
+                <w:rFonts w:ascii="ＭＳ ゴシック" w:eastAsia="ＭＳ ゴシック" w:hAnsi="ＭＳ ゴシック"/>
                 <w:b/>
                 <w:bCs/>
                 <w:color w:val="222222"/>
@@ -426,7 +426,7 @@
             </w:pPr>
             <w:r>
               <w:rPr>
-                <w:rFonts w:ascii="Yu Gothic" w:eastAsia="游ゴシック" w:hAnsi="Yu Gothic"/>
+                <w:rFonts w:ascii="ＭＳ ゴシック" w:eastAsia="ＭＳ ゴシック" w:hAnsi="ＭＳ ゴシック"/>
                 <w:color w:val="222222"/>
                 <w:sz w:val="18"/>
                 <w:szCs w:val="18"/>
@@ -460,7 +460,7 @@
             </w:pPr>
             <w:r>
               <w:rPr>
-                <w:rFonts w:ascii="Yu Gothic" w:eastAsia="游ゴシック" w:hAnsi="Yu Gothic"/>
+                <w:rFonts w:ascii="ＭＳ ゴシック" w:eastAsia="ＭＳ ゴシック" w:hAnsi="ＭＳ ゴシック"/>
                 <w:b/>
                 <w:bCs/>
                 <w:color w:val="222222"/>
@@ -493,7 +493,7 @@
             </w:pPr>
             <w:r>
               <w:rPr>
-                <w:rFonts w:ascii="Yu Gothic" w:eastAsia="游ゴシック" w:hAnsi="Yu Gothic"/>
+                <w:rFonts w:ascii="ＭＳ ゴシック" w:eastAsia="ＭＳ ゴシック" w:hAnsi="ＭＳ ゴシック"/>
                 <w:color w:val="222222"/>
                 <w:sz w:val="18"/>
                 <w:szCs w:val="18"/>
@@ -510,7 +510,7 @@
       </w:pPr>
       <w:r>
         <w:rPr>
-          <w:rFonts w:ascii="Yu Gothic" w:eastAsia="游ゴシック" w:hAnsi="Yu Gothic"/>
+          <w:rFonts w:ascii="ＭＳ ゴシック" w:eastAsia="ＭＳ ゴシック" w:hAnsi="ＭＳ ゴシック"/>
           <w:color w:val="222222"/>
           <w:sz w:val="18"/>
           <w:szCs w:val="18"/>
@@ -519,7 +519,7 @@
       </w:r>
       <w:r>
         <w:rPr>
-          <w:rFonts w:ascii="Yu Gothic" w:eastAsia="游ゴシック" w:hAnsi="Yu Gothic"/>
+          <w:rFonts w:ascii="ＭＳ ゴシック" w:eastAsia="ＭＳ ゴシック" w:hAnsi="ＭＳ ゴシック"/>
           <w:b/>
           <w:bCs/>
           <w:color w:val="222222"/>
@@ -530,7 +530,7 @@
       </w:r>
       <w:r>
         <w:rPr>
-          <w:rFonts w:ascii="Yu Gothic" w:eastAsia="游ゴシック" w:hAnsi="Yu Gothic"/>
+          <w:rFonts w:ascii="ＭＳ ゴシック" w:eastAsia="ＭＳ ゴシック" w:hAnsi="ＭＳ ゴシック"/>
           <w:color w:val="222222"/>
           <w:sz w:val="18"/>
           <w:szCs w:val="18"/>
@@ -548,7 +548,7 @@
       </w:pPr>
       <w:r>
         <w:rPr>
-          <w:rFonts w:ascii="Yu Gothic" w:eastAsia="游ゴシック" w:hAnsi="Yu Gothic"/>
+          <w:rFonts w:ascii="ＭＳ ゴシック" w:eastAsia="ＭＳ ゴシック" w:hAnsi="ＭＳ ゴシック"/>
           <w:b/>
           <w:bCs/>
           <w:color w:val="222222"/>
@@ -564,7 +564,7 @@
       </w:pPr>
       <w:r>
         <w:rPr>
-          <w:rFonts w:ascii="Yu Gothic" w:eastAsia="游ゴシック" w:hAnsi="Yu Gothic"/>
+          <w:rFonts w:ascii="ＭＳ ゴシック" w:eastAsia="ＭＳ ゴシック" w:hAnsi="ＭＳ ゴシック"/>
           <w:b/>
           <w:bCs/>
           <w:color w:val="222222"/>
@@ -575,7 +575,7 @@
       </w:r>
       <w:r>
         <w:rPr>
-          <w:rFonts w:ascii="Yu Gothic" w:eastAsia="游ゴシック" w:hAnsi="Yu Gothic"/>
+          <w:rFonts w:ascii="ＭＳ ゴシック" w:eastAsia="ＭＳ ゴシック" w:hAnsi="ＭＳ ゴシック"/>
           <w:color w:val="222222"/>
           <w:sz w:val="18"/>
           <w:szCs w:val="18"/>
@@ -584,7 +584,7 @@
       </w:r>
       <w:r>
         <w:rPr>
-          <w:rFonts w:ascii="Yu Gothic" w:eastAsia="游ゴシック" w:hAnsi="Yu Gothic"/>
+          <w:rFonts w:ascii="ＭＳ ゴシック" w:eastAsia="ＭＳ ゴシック" w:hAnsi="ＭＳ ゴシック"/>
           <w:b/>
           <w:bCs/>
           <w:color w:val="222222"/>
@@ -595,7 +595,7 @@
       </w:r>
       <w:r>
         <w:rPr>
-          <w:rFonts w:ascii="Yu Gothic" w:eastAsia="游ゴシック" w:hAnsi="Yu Gothic"/>
+          <w:rFonts w:ascii="ＭＳ ゴシック" w:eastAsia="ＭＳ ゴシック" w:hAnsi="ＭＳ ゴシック"/>
           <w:color w:val="222222"/>
           <w:sz w:val="18"/>
           <w:szCs w:val="18"/>
@@ -604,7 +604,7 @@
       </w:r>
       <w:r>
         <w:rPr>
-          <w:rFonts w:ascii="Yu Gothic" w:eastAsia="游ゴシック" w:hAnsi="Yu Gothic"/>
+          <w:rFonts w:ascii="ＭＳ ゴシック" w:eastAsia="ＭＳ ゴシック" w:hAnsi="ＭＳ ゴシック"/>
           <w:b/>
           <w:bCs/>
           <w:color w:val="222222"/>
@@ -615,7 +615,7 @@
       </w:r>
       <w:r>
         <w:rPr>
-          <w:rFonts w:ascii="Yu Gothic" w:eastAsia="游ゴシック" w:hAnsi="Yu Gothic"/>
+          <w:rFonts w:ascii="ＭＳ ゴシック" w:eastAsia="ＭＳ ゴシック" w:hAnsi="ＭＳ ゴシック"/>
           <w:color w:val="222222"/>
           <w:sz w:val="18"/>
           <w:szCs w:val="18"/>
@@ -664,7 +664,7 @@
             </w:pPr>
             <w:r>
               <w:rPr>
-                <w:rFonts w:ascii="Yu Gothic" w:eastAsia="游ゴシック" w:hAnsi="Yu Gothic"/>
+                <w:rFonts w:ascii="ＭＳ ゴシック" w:eastAsia="ＭＳ ゴシック" w:hAnsi="ＭＳ ゴシック"/>
                 <w:b/>
                 <w:bCs/>
                 <w:color w:val="222222"/>
@@ -698,7 +698,7 @@
             </w:pPr>
             <w:r>
               <w:rPr>
-                <w:rFonts w:ascii="Yu Gothic" w:eastAsia="游ゴシック" w:hAnsi="Yu Gothic"/>
+                <w:rFonts w:ascii="ＭＳ ゴシック" w:eastAsia="ＭＳ ゴシック" w:hAnsi="ＭＳ ゴシック"/>
                 <w:b/>
                 <w:bCs/>
                 <w:color w:val="222222"/>
@@ -732,7 +732,7 @@
             </w:pPr>
             <w:r>
               <w:rPr>
-                <w:rFonts w:ascii="Yu Gothic" w:eastAsia="游ゴシック" w:hAnsi="Yu Gothic"/>
+                <w:rFonts w:ascii="ＭＳ ゴシック" w:eastAsia="ＭＳ ゴシック" w:hAnsi="ＭＳ ゴシック"/>
                 <w:b/>
                 <w:bCs/>
                 <w:color w:val="222222"/>
@@ -767,7 +767,7 @@
             </w:pPr>
             <w:r>
               <w:rPr>
-                <w:rFonts w:ascii="Yu Gothic" w:eastAsia="游ゴシック" w:hAnsi="Yu Gothic"/>
+                <w:rFonts w:ascii="ＭＳ ゴシック" w:eastAsia="ＭＳ ゴシック" w:hAnsi="ＭＳ ゴシック"/>
                 <w:b w:val="false"/>
                 <w:bCs w:val="false"/>
                 <w:color w:val="222222"/>
@@ -800,7 +800,7 @@
             </w:pPr>
             <w:r>
               <w:rPr>
-                <w:rFonts w:ascii="Yu Gothic" w:eastAsia="游ゴシック" w:hAnsi="Yu Gothic"/>
+                <w:rFonts w:ascii="ＭＳ ゴシック" w:eastAsia="ＭＳ ゴシック" w:hAnsi="ＭＳ ゴシック"/>
                 <w:b w:val="false"/>
                 <w:bCs w:val="false"/>
                 <w:color w:val="222222"/>
@@ -833,7 +833,7 @@
             </w:pPr>
             <w:r>
               <w:rPr>
-                <w:rFonts w:ascii="Yu Gothic" w:eastAsia="游ゴシック" w:hAnsi="Yu Gothic"/>
+                <w:rFonts w:ascii="ＭＳ ゴシック" w:eastAsia="ＭＳ ゴシック" w:hAnsi="ＭＳ ゴシック"/>
                 <w:b w:val="false"/>
                 <w:bCs w:val="false"/>
                 <w:color w:val="222222"/>
@@ -868,7 +868,7 @@
             </w:pPr>
             <w:r>
               <w:rPr>
-                <w:rFonts w:ascii="Yu Gothic" w:eastAsia="游ゴシック" w:hAnsi="Yu Gothic"/>
+                <w:rFonts w:ascii="ＭＳ ゴシック" w:eastAsia="ＭＳ ゴシック" w:hAnsi="ＭＳ ゴシック"/>
                 <w:b w:val="false"/>
                 <w:bCs w:val="false"/>
                 <w:color w:val="222222"/>
@@ -901,7 +901,7 @@
             </w:pPr>
             <w:r>
               <w:rPr>
-                <w:rFonts w:ascii="Yu Gothic" w:eastAsia="游ゴシック" w:hAnsi="Yu Gothic"/>
+                <w:rFonts w:ascii="ＭＳ ゴシック" w:eastAsia="ＭＳ ゴシック" w:hAnsi="ＭＳ ゴシック"/>
                 <w:b w:val="false"/>
                 <w:bCs w:val="false"/>
                 <w:color w:val="222222"/>
@@ -934,7 +934,7 @@
             </w:pPr>
             <w:r>
               <w:rPr>
-                <w:rFonts w:ascii="Yu Gothic" w:eastAsia="游ゴシック" w:hAnsi="Yu Gothic"/>
+                <w:rFonts w:ascii="ＭＳ ゴシック" w:eastAsia="ＭＳ ゴシック" w:hAnsi="ＭＳ ゴシック"/>
                 <w:b w:val="false"/>
                 <w:bCs w:val="false"/>
                 <w:color w:val="222222"/>
@@ -969,7 +969,7 @@
             </w:pPr>
             <w:r>
               <w:rPr>
-                <w:rFonts w:ascii="Yu Gothic" w:eastAsia="游ゴシック" w:hAnsi="Yu Gothic"/>
+                <w:rFonts w:ascii="ＭＳ ゴシック" w:eastAsia="ＭＳ ゴシック" w:hAnsi="ＭＳ ゴシック"/>
                 <w:b w:val="false"/>
                 <w:bCs w:val="false"/>
                 <w:color w:val="222222"/>
@@ -1002,7 +1002,7 @@
             </w:pPr>
             <w:r>
               <w:rPr>
-                <w:rFonts w:ascii="Yu Gothic" w:eastAsia="游ゴシック" w:hAnsi="Yu Gothic"/>
+                <w:rFonts w:ascii="ＭＳ ゴシック" w:eastAsia="ＭＳ ゴシック" w:hAnsi="ＭＳ ゴシック"/>
                 <w:b w:val="false"/>
                 <w:bCs w:val="false"/>
                 <w:color w:val="222222"/>
@@ -1035,7 +1035,7 @@
             </w:pPr>
             <w:r>
               <w:rPr>
-                <w:rFonts w:ascii="Yu Gothic" w:eastAsia="游ゴシック" w:hAnsi="Yu Gothic"/>
+                <w:rFonts w:ascii="ＭＳ ゴシック" w:eastAsia="ＭＳ ゴシック" w:hAnsi="ＭＳ ゴシック"/>
                 <w:b w:val="false"/>
                 <w:bCs w:val="false"/>
                 <w:color w:val="222222"/>
@@ -1070,7 +1070,7 @@
             </w:pPr>
             <w:r>
               <w:rPr>
-                <w:rFonts w:ascii="Yu Gothic" w:eastAsia="游ゴシック" w:hAnsi="Yu Gothic"/>
+                <w:rFonts w:ascii="ＭＳ ゴシック" w:eastAsia="ＭＳ ゴシック" w:hAnsi="ＭＳ ゴシック"/>
                 <w:b w:val="false"/>
                 <w:bCs w:val="false"/>
                 <w:color w:val="222222"/>
@@ -1103,7 +1103,7 @@
             </w:pPr>
             <w:r>
               <w:rPr>
-                <w:rFonts w:ascii="Yu Gothic" w:eastAsia="游ゴシック" w:hAnsi="Yu Gothic"/>
+                <w:rFonts w:ascii="ＭＳ ゴシック" w:eastAsia="ＭＳ ゴシック" w:hAnsi="ＭＳ ゴシック"/>
                 <w:b w:val="false"/>
                 <w:bCs w:val="false"/>
                 <w:color w:val="222222"/>
@@ -1136,7 +1136,7 @@
             </w:pPr>
             <w:r>
               <w:rPr>
-                <w:rFonts w:ascii="Yu Gothic" w:eastAsia="游ゴシック" w:hAnsi="Yu Gothic"/>
+                <w:rFonts w:ascii="ＭＳ ゴシック" w:eastAsia="ＭＳ ゴシック" w:hAnsi="ＭＳ ゴシック"/>
                 <w:b w:val="false"/>
                 <w:bCs w:val="false"/>
                 <w:color w:val="222222"/>
@@ -1171,7 +1171,7 @@
             </w:pPr>
             <w:r>
               <w:rPr>
-                <w:rFonts w:ascii="Yu Gothic" w:eastAsia="游ゴシック" w:hAnsi="Yu Gothic"/>
+                <w:rFonts w:ascii="ＭＳ ゴシック" w:eastAsia="ＭＳ ゴシック" w:hAnsi="ＭＳ ゴシック"/>
                 <w:b w:val="false"/>
                 <w:bCs w:val="false"/>
                 <w:color w:val="222222"/>
@@ -1204,7 +1204,7 @@
             </w:pPr>
             <w:r>
               <w:rPr>
-                <w:rFonts w:ascii="Yu Gothic" w:eastAsia="游ゴシック" w:hAnsi="Yu Gothic"/>
+                <w:rFonts w:ascii="ＭＳ ゴシック" w:eastAsia="ＭＳ ゴシック" w:hAnsi="ＭＳ ゴシック"/>
                 <w:b w:val="false"/>
                 <w:bCs w:val="false"/>
                 <w:color w:val="222222"/>
@@ -1237,7 +1237,7 @@
             </w:pPr>
             <w:r>
               <w:rPr>
-                <w:rFonts w:ascii="Yu Gothic" w:eastAsia="游ゴシック" w:hAnsi="Yu Gothic"/>
+                <w:rFonts w:ascii="ＭＳ ゴシック" w:eastAsia="ＭＳ ゴシック" w:hAnsi="ＭＳ ゴシック"/>
                 <w:b w:val="false"/>
                 <w:bCs w:val="false"/>
                 <w:color w:val="222222"/>
@@ -1256,7 +1256,7 @@
       </w:pPr>
       <w:r>
         <w:rPr>
-          <w:rFonts w:ascii="Yu Gothic" w:eastAsia="游ゴシック" w:hAnsi="Yu Gothic"/>
+          <w:rFonts w:ascii="ＭＳ ゴシック" w:eastAsia="ＭＳ ゴシック" w:hAnsi="ＭＳ ゴシック"/>
           <w:color w:val="8A8A8A"/>
           <w:sz w:val="17"/>
           <w:szCs w:val="17"/>
@@ -1274,7 +1274,7 @@
       </w:pPr>
       <w:r>
         <w:rPr>
-          <w:rFonts w:ascii="Yu Gothic" w:eastAsia="游ゴシック" w:hAnsi="Yu Gothic"/>
+          <w:rFonts w:ascii="ＭＳ ゴシック" w:eastAsia="ＭＳ ゴシック" w:hAnsi="ＭＳ ゴシック"/>
           <w:b/>
           <w:bCs/>
           <w:color w:val="222222"/>
@@ -1291,7 +1291,7 @@
       </w:pPr>
       <w:r>
         <w:rPr>
-          <w:rFonts w:ascii="Yu Gothic" w:eastAsia="游ゴシック" w:hAnsi="Yu Gothic"/>
+          <w:rFonts w:ascii="ＭＳ ゴシック" w:eastAsia="ＭＳ ゴシック" w:hAnsi="ＭＳ ゴシック"/>
           <w:color w:val="222222"/>
           <w:sz w:val="18"/>
           <w:szCs w:val="18"/>
@@ -1300,7 +1300,7 @@
       </w:r>
       <w:r>
         <w:rPr>
-          <w:rFonts w:ascii="Yu Gothic" w:eastAsia="游ゴシック" w:hAnsi="Yu Gothic"/>
+          <w:rFonts w:ascii="ＭＳ ゴシック" w:eastAsia="ＭＳ ゴシック" w:hAnsi="ＭＳ ゴシック"/>
           <w:b/>
           <w:bCs/>
           <w:color w:val="222222"/>
@@ -1311,7 +1311,7 @@
       </w:r>
       <w:r>
         <w:rPr>
-          <w:rFonts w:ascii="Yu Gothic" w:eastAsia="游ゴシック" w:hAnsi="Yu Gothic"/>
+          <w:rFonts w:ascii="ＭＳ ゴシック" w:eastAsia="ＭＳ ゴシック" w:hAnsi="ＭＳ ゴシック"/>
           <w:color w:val="222222"/>
           <w:sz w:val="18"/>
           <w:szCs w:val="18"/>
@@ -1326,7 +1326,7 @@
       </w:pPr>
       <w:r>
         <w:rPr>
-          <w:rFonts w:ascii="Yu Gothic" w:eastAsia="游ゴシック" w:hAnsi="Yu Gothic"/>
+          <w:rFonts w:ascii="ＭＳ ゴシック" w:eastAsia="ＭＳ ゴシック" w:hAnsi="ＭＳ ゴシック"/>
           <w:color w:val="222222"/>
           <w:sz w:val="18"/>
           <w:szCs w:val="18"/>
@@ -1335,7 +1335,7 @@
       </w:r>
       <w:r>
         <w:rPr>
-          <w:rFonts w:ascii="Yu Gothic" w:eastAsia="游ゴシック" w:hAnsi="Yu Gothic"/>
+          <w:rFonts w:ascii="ＭＳ ゴシック" w:eastAsia="ＭＳ ゴシック" w:hAnsi="ＭＳ ゴシック"/>
           <w:b/>
           <w:bCs/>
           <w:color w:val="222222"/>
@@ -1346,7 +1346,7 @@
       </w:r>
       <w:r>
         <w:rPr>
-          <w:rFonts w:ascii="Yu Gothic" w:eastAsia="游ゴシック" w:hAnsi="Yu Gothic"/>
+          <w:rFonts w:ascii="ＭＳ ゴシック" w:eastAsia="ＭＳ ゴシック" w:hAnsi="ＭＳ ゴシック"/>
           <w:color w:val="222222"/>
           <w:sz w:val="18"/>
           <w:szCs w:val="18"/>
@@ -1361,7 +1361,7 @@
       </w:pPr>
       <w:r>
         <w:rPr>
-          <w:rFonts w:ascii="Yu Gothic" w:eastAsia="游ゴシック" w:hAnsi="Yu Gothic"/>
+          <w:rFonts w:ascii="ＭＳ ゴシック" w:eastAsia="ＭＳ ゴシック" w:hAnsi="ＭＳ ゴシック"/>
           <w:color w:val="222222"/>
           <w:sz w:val="18"/>
           <w:szCs w:val="18"/>
@@ -1370,7 +1370,7 @@
       </w:r>
       <w:r>
         <w:rPr>
-          <w:rFonts w:ascii="Yu Gothic" w:eastAsia="游ゴシック" w:hAnsi="Yu Gothic"/>
+          <w:rFonts w:ascii="ＭＳ ゴシック" w:eastAsia="ＭＳ ゴシック" w:hAnsi="ＭＳ ゴシック"/>
           <w:b/>
           <w:bCs/>
           <w:color w:val="222222"/>
@@ -1381,7 +1381,7 @@
       </w:r>
       <w:r>
         <w:rPr>
-          <w:rFonts w:ascii="Yu Gothic" w:eastAsia="游ゴシック" w:hAnsi="Yu Gothic"/>
+          <w:rFonts w:ascii="ＭＳ ゴシック" w:eastAsia="ＭＳ ゴシック" w:hAnsi="ＭＳ ゴシック"/>
           <w:color w:val="222222"/>
           <w:sz w:val="18"/>
           <w:szCs w:val="18"/>
@@ -1390,7 +1390,7 @@
       </w:r>
       <w:r>
         <w:rPr>
-          <w:rFonts w:ascii="Yu Gothic" w:eastAsia="游ゴシック" w:hAnsi="Yu Gothic"/>
+          <w:rFonts w:ascii="ＭＳ ゴシック" w:eastAsia="ＭＳ ゴシック" w:hAnsi="ＭＳ ゴシック"/>
           <w:b/>
           <w:bCs/>
           <w:color w:val="222222"/>
@@ -1406,7 +1406,7 @@
       </w:pPr>
       <w:r>
         <w:rPr>
-          <w:rFonts w:ascii="Yu Gothic" w:eastAsia="游ゴシック" w:hAnsi="Yu Gothic"/>
+          <w:rFonts w:ascii="ＭＳ ゴシック" w:eastAsia="ＭＳ ゴシック" w:hAnsi="ＭＳ ゴシック"/>
           <w:color w:val="222222"/>
           <w:sz w:val="19"/>
           <w:szCs w:val="19"/>
@@ -1421,7 +1421,7 @@
       </w:pPr>
       <w:r>
         <w:rPr>
-          <w:rFonts w:ascii="Yu Gothic" w:eastAsia="游ゴシック" w:hAnsi="Yu Gothic"/>
+          <w:rFonts w:ascii="ＭＳ ゴシック" w:eastAsia="ＭＳ ゴシック" w:hAnsi="ＭＳ ゴシック"/>
           <w:b/>
           <w:bCs/>
           <w:color w:val="222222"/>
@@ -1441,7 +1441,7 @@
       </w:pPr>
       <w:r>
         <w:rPr>
-          <w:rFonts w:ascii="Yu Gothic" w:eastAsia="游ゴシック" w:hAnsi="Yu Gothic"/>
+          <w:rFonts w:ascii="ＭＳ ゴシック" w:eastAsia="ＭＳ ゴシック" w:hAnsi="ＭＳ ゴシック"/>
           <w:color w:val="8A8A8A"/>
           <w:sz w:val="16"/>
           <w:szCs w:val="16"/>
@@ -1637,7 +1637,7 @@
   <w:docDefaults>
     <w:rPrDefault>
       <w:rPr>
-        <w:rFonts w:ascii="Yu Gothic" w:eastAsia="游ゴシック" w:hAnsi="Yu Gothic"/>
+        <w:rFonts w:ascii="ＭＳ ゴシック" w:eastAsia="ＭＳ ゴシック" w:hAnsi="ＭＳ ゴシック"/>
         <w:color w:val="222222"/>
         <w:sz w:val="19"/>
         <w:szCs w:val="19"/>

--- a/docs/sales-reform-toolkit/meetings/分科会依頼と初回点検会議_部長会1枚_20260728.docx
+++ b/docs/sales-reform-toolkit/meetings/分科会依頼と初回点検会議_部長会1枚_20260728.docx
@@ -82,7 +82,287 @@
           <w:sz w:val="21"/>
           <w:szCs w:val="21"/>
         </w:rPr>
-        <w:t xml:space="preserve">1. 分科会初回の概要</w:t>
+        <w:t xml:space="preserve">1. 各分科会のテーマ（中期経営計画の打ち手に基づく）</w:t>
+      </w:r>
+    </w:p>
+    <w:tbl>
+      <w:tblPr>
+        <w:tblW w:type="dxa" w:w="10200"/>
+        <w:tblBorders>
+          <w:top w:val="single" w:color="auto" w:sz="4"/>
+          <w:left w:val="single" w:color="auto" w:sz="4"/>
+          <w:bottom w:val="single" w:color="auto" w:sz="4"/>
+          <w:right w:val="single" w:color="auto" w:sz="4"/>
+          <w:insideH w:val="single" w:color="auto" w:sz="4"/>
+          <w:insideV w:val="single" w:color="auto" w:sz="4"/>
+        </w:tblBorders>
+      </w:tblPr>
+      <w:tblGrid>
+        <w:gridCol w:w="2600"/>
+        <w:gridCol w:w="7600"/>
+      </w:tblGrid>
+      <w:tr>
+        <w:tc>
+          <w:tcPr>
+            <w:tcW w:type="dxa" w:w="2600"/>
+            <w:tcBorders>
+              <w:top w:val="single" w:color="CCCCCC" w:sz="4"/>
+              <w:left w:val="single" w:color="CCCCCC" w:sz="4"/>
+              <w:bottom w:val="single" w:color="CCCCCC" w:sz="4"/>
+              <w:right w:val="single" w:color="CCCCCC" w:sz="4"/>
+            </w:tcBorders>
+            <w:shd w:fill="F2F0EE" w:val="clear"/>
+            <w:tcMar>
+              <w:top w:type="dxa" w:w="60"/>
+              <w:left w:type="dxa" w:w="120"/>
+              <w:bottom w:type="dxa" w:w="60"/>
+              <w:right w:type="dxa" w:w="120"/>
+            </w:tcMar>
+          </w:tcPr>
+          <w:p>
+            <w:pPr>
+              <w:spacing w:after="0"/>
+            </w:pPr>
+            <w:r>
+              <w:rPr>
+                <w:rFonts w:ascii="ＭＳ ゴシック" w:eastAsia="ＭＳ ゴシック" w:hAnsi="ＭＳ ゴシック"/>
+                <w:b/>
+                <w:bCs/>
+                <w:color w:val="222222"/>
+                <w:sz w:val="18"/>
+                <w:szCs w:val="18"/>
+              </w:rPr>
+              <w:t xml:space="preserve">ライセンス営業改革</w:t>
+            </w:r>
+          </w:p>
+          <w:p>
+            <w:pPr>
+              <w:spacing w:after="0"/>
+            </w:pPr>
+            <w:r>
+              <w:rPr>
+                <w:rFonts w:ascii="ＭＳ ゴシック" w:eastAsia="ＭＳ ゴシック" w:hAnsi="ＭＳ ゴシック"/>
+                <w:color w:val="222222"/>
+                <w:sz w:val="17"/>
+                <w:szCs w:val="17"/>
+              </w:rPr>
+              <w:t xml:space="preserve">（南谷さん）</w:t>
+            </w:r>
+          </w:p>
+        </w:tc>
+        <w:tc>
+          <w:tcPr>
+            <w:tcW w:type="dxa" w:w="7600"/>
+            <w:tcBorders>
+              <w:top w:val="single" w:color="CCCCCC" w:sz="4"/>
+              <w:left w:val="single" w:color="CCCCCC" w:sz="4"/>
+              <w:bottom w:val="single" w:color="CCCCCC" w:sz="4"/>
+              <w:right w:val="single" w:color="CCCCCC" w:sz="4"/>
+            </w:tcBorders>
+            <w:tcMar>
+              <w:top w:type="dxa" w:w="60"/>
+              <w:left w:type="dxa" w:w="120"/>
+              <w:bottom w:type="dxa" w:w="60"/>
+              <w:right w:type="dxa" w:w="120"/>
+            </w:tcMar>
+          </w:tcPr>
+          <w:p>
+            <w:pPr>
+              <w:spacing w:after="0"/>
+            </w:pPr>
+            <w:r>
+              <w:rPr>
+                <w:rFonts w:ascii="ＭＳ ゴシック" w:eastAsia="ＭＳ ゴシック" w:hAnsi="ＭＳ ゴシック"/>
+                <w:color w:val="222222"/>
+                <w:sz w:val="18"/>
+                <w:szCs w:val="18"/>
+              </w:rPr>
+              <w:t xml:space="preserve">営業改革の実行（打ち手1）／パートナー関係の強化（打ち手2）／AIによる営業プロセスの高度化（打ち手5）。顧客ランクの統合、案件の確度管理、監修・契約のボトルネック解消、条件改定・撤退の基準</w:t>
+            </w:r>
+          </w:p>
+        </w:tc>
+      </w:tr>
+      <w:tr>
+        <w:tc>
+          <w:tcPr>
+            <w:tcW w:type="dxa" w:w="2600"/>
+            <w:tcBorders>
+              <w:top w:val="single" w:color="CCCCCC" w:sz="4"/>
+              <w:left w:val="single" w:color="CCCCCC" w:sz="4"/>
+              <w:bottom w:val="single" w:color="CCCCCC" w:sz="4"/>
+              <w:right w:val="single" w:color="CCCCCC" w:sz="4"/>
+            </w:tcBorders>
+            <w:shd w:fill="F2F0EE" w:val="clear"/>
+            <w:tcMar>
+              <w:top w:type="dxa" w:w="60"/>
+              <w:left w:type="dxa" w:w="120"/>
+              <w:bottom w:type="dxa" w:w="60"/>
+              <w:right w:type="dxa" w:w="120"/>
+            </w:tcMar>
+          </w:tcPr>
+          <w:p>
+            <w:pPr>
+              <w:spacing w:after="0"/>
+            </w:pPr>
+            <w:r>
+              <w:rPr>
+                <w:rFonts w:ascii="ＭＳ ゴシック" w:eastAsia="ＭＳ ゴシック" w:hAnsi="ＭＳ ゴシック"/>
+                <w:b/>
+                <w:bCs/>
+                <w:color w:val="222222"/>
+                <w:sz w:val="18"/>
+                <w:szCs w:val="18"/>
+              </w:rPr>
+              <w:t xml:space="preserve">接点づくり</w:t>
+            </w:r>
+          </w:p>
+          <w:p>
+            <w:pPr>
+              <w:spacing w:after="0"/>
+            </w:pPr>
+            <w:r>
+              <w:rPr>
+                <w:rFonts w:ascii="ＭＳ ゴシック" w:eastAsia="ＭＳ ゴシック" w:hAnsi="ＭＳ ゴシック"/>
+                <w:color w:val="222222"/>
+                <w:sz w:val="17"/>
+                <w:szCs w:val="17"/>
+              </w:rPr>
+              <w:t xml:space="preserve">（黒澤さん）</w:t>
+            </w:r>
+          </w:p>
+        </w:tc>
+        <w:tc>
+          <w:tcPr>
+            <w:tcW w:type="dxa" w:w="7600"/>
+            <w:tcBorders>
+              <w:top w:val="single" w:color="CCCCCC" w:sz="4"/>
+              <w:left w:val="single" w:color="CCCCCC" w:sz="4"/>
+              <w:bottom w:val="single" w:color="CCCCCC" w:sz="4"/>
+              <w:right w:val="single" w:color="CCCCCC" w:sz="4"/>
+            </w:tcBorders>
+            <w:tcMar>
+              <w:top w:type="dxa" w:w="60"/>
+              <w:left w:type="dxa" w:w="120"/>
+              <w:bottom w:type="dxa" w:w="60"/>
+              <w:right w:type="dxa" w:w="120"/>
+            </w:tcMar>
+          </w:tcPr>
+          <w:p>
+            <w:pPr>
+              <w:spacing w:after="0"/>
+            </w:pPr>
+            <w:r>
+              <w:rPr>
+                <w:rFonts w:ascii="ＭＳ ゴシック" w:eastAsia="ＭＳ ゴシック" w:hAnsi="ＭＳ ゴシック"/>
+                <w:color w:val="222222"/>
+                <w:sz w:val="18"/>
+                <w:szCs w:val="18"/>
+              </w:rPr>
+              <w:t xml:space="preserve">デジタルマーケティングの強化（打ち手8）／ライブイベントの展開（打ち手9）／コラボ企画（打ち手10）／自社MD・商品の展開（打ち手3）。IDでつながり続けるファン数の指標設計、接点からEC・会員への送客</w:t>
+            </w:r>
+          </w:p>
+        </w:tc>
+      </w:tr>
+      <w:tr>
+        <w:tc>
+          <w:tcPr>
+            <w:tcW w:type="dxa" w:w="2600"/>
+            <w:tcBorders>
+              <w:top w:val="single" w:color="CCCCCC" w:sz="4"/>
+              <w:left w:val="single" w:color="CCCCCC" w:sz="4"/>
+              <w:bottom w:val="single" w:color="CCCCCC" w:sz="4"/>
+              <w:right w:val="single" w:color="CCCCCC" w:sz="4"/>
+            </w:tcBorders>
+            <w:shd w:fill="F2F0EE" w:val="clear"/>
+            <w:tcMar>
+              <w:top w:type="dxa" w:w="60"/>
+              <w:left w:type="dxa" w:w="120"/>
+              <w:bottom w:type="dxa" w:w="60"/>
+              <w:right w:type="dxa" w:w="120"/>
+            </w:tcMar>
+          </w:tcPr>
+          <w:p>
+            <w:pPr>
+              <w:spacing w:after="0"/>
+            </w:pPr>
+            <w:r>
+              <w:rPr>
+                <w:rFonts w:ascii="ＭＳ ゴシック" w:eastAsia="ＭＳ ゴシック" w:hAnsi="ＭＳ ゴシック"/>
+                <w:b/>
+                <w:bCs/>
+                <w:color w:val="222222"/>
+                <w:sz w:val="18"/>
+                <w:szCs w:val="18"/>
+              </w:rPr>
+              <w:t xml:space="preserve">経営基盤強化</w:t>
+            </w:r>
+          </w:p>
+          <w:p>
+            <w:pPr>
+              <w:spacing w:after="0"/>
+            </w:pPr>
+            <w:r>
+              <w:rPr>
+                <w:rFonts w:ascii="ＭＳ ゴシック" w:eastAsia="ＭＳ ゴシック" w:hAnsi="ＭＳ ゴシック"/>
+                <w:color w:val="222222"/>
+                <w:sz w:val="17"/>
+                <w:szCs w:val="17"/>
+              </w:rPr>
+              <w:t xml:space="preserve">（高橋さん）</w:t>
+            </w:r>
+          </w:p>
+        </w:tc>
+        <w:tc>
+          <w:tcPr>
+            <w:tcW w:type="dxa" w:w="7600"/>
+            <w:tcBorders>
+              <w:top w:val="single" w:color="CCCCCC" w:sz="4"/>
+              <w:left w:val="single" w:color="CCCCCC" w:sz="4"/>
+              <w:bottom w:val="single" w:color="CCCCCC" w:sz="4"/>
+              <w:right w:val="single" w:color="CCCCCC" w:sz="4"/>
+            </w:tcBorders>
+            <w:tcMar>
+              <w:top w:type="dxa" w:w="60"/>
+              <w:left w:type="dxa" w:w="120"/>
+              <w:bottom w:type="dxa" w:w="60"/>
+              <w:right w:type="dxa" w:w="120"/>
+            </w:tcMar>
+          </w:tcPr>
+          <w:p>
+            <w:pPr>
+              <w:spacing w:after="0"/>
+            </w:pPr>
+            <w:r>
+              <w:rPr>
+                <w:rFonts w:ascii="ＭＳ ゴシック" w:eastAsia="ＭＳ ゴシック" w:hAnsi="ＭＳ ゴシック"/>
+                <w:color w:val="222222"/>
+                <w:sz w:val="18"/>
+                <w:szCs w:val="18"/>
+              </w:rPr>
+              <w:t xml:space="preserve">AIによる事業プロセスの高度化（打ち手5）／契約・経理・監修の支援体制（打ち手1）／管理会計・予実。契約まわりの改革、会議の統廃合、業務の軽量化、工数計測</w:t>
+            </w:r>
+          </w:p>
+        </w:tc>
+      </w:tr>
+    </w:tbl>
+    <w:p>
+      <w:pPr>
+        <w:pBdr>
+          <w:left w:val="single" w:color="A03123" w:sz="24"/>
+        </w:pBdr>
+        <w:spacing w:after="100" w:before="160"/>
+        <w:ind w:left="160"/>
+      </w:pPr>
+      <w:r>
+        <w:rPr>
+          <w:rFonts w:ascii="ＭＳ ゴシック" w:eastAsia="ＭＳ ゴシック" w:hAnsi="ＭＳ ゴシック"/>
+          <w:b/>
+          <w:bCs/>
+          <w:color w:val="222222"/>
+          <w:sz w:val="21"/>
+          <w:szCs w:val="21"/>
+        </w:rPr>
+        <w:t xml:space="preserve">2. 分科会初回の運営</w:t>
       </w:r>
     </w:p>
     <w:tbl>
@@ -132,7 +412,7 @@
                 <w:sz w:val="18"/>
                 <w:szCs w:val="18"/>
               </w:rPr>
-              <w:t xml:space="preserve">対象</w:t>
+              <w:t xml:space="preserve">実施期限</w:t>
             </w:r>
           </w:p>
         </w:tc>
@@ -163,7 +443,7 @@
                 <w:sz w:val="18"/>
                 <w:szCs w:val="18"/>
               </w:rPr>
-              <w:t xml:space="preserve">ライセンス営業改革（南谷さん）／接点づくり（黒澤さん）／経営基盤強化（高橋さん）</w:t>
+              <w:t xml:space="preserve">7月30日（木）まで（各75分。日程の調整窓口は小沢）</w:t>
             </w:r>
           </w:p>
         </w:tc>
@@ -199,7 +479,7 @@
                 <w:sz w:val="18"/>
                 <w:szCs w:val="18"/>
               </w:rPr>
-              <w:t xml:space="preserve">実施期限</w:t>
+              <w:t xml:space="preserve">提出物</w:t>
             </w:r>
           </w:p>
         </w:tc>
@@ -230,7 +510,7 @@
                 <w:sz w:val="18"/>
                 <w:szCs w:val="18"/>
               </w:rPr>
-              <w:t xml:space="preserve">7月30日（木）まで（各75分。日程の調整窓口は小沢）</w:t>
+              <w:t xml:space="preserve">会の結論を「決議事項・報告事項・承認事項」の3分類で整理（Word半枚×3分類で可）</w:t>
             </w:r>
           </w:p>
         </w:tc>
@@ -266,7 +546,7 @@
                 <w:sz w:val="18"/>
                 <w:szCs w:val="18"/>
               </w:rPr>
-              <w:t xml:space="preserve">提出物</w:t>
+              <w:t xml:space="preserve">提出期限</w:t>
             </w:r>
           </w:p>
         </w:tc>
@@ -297,7 +577,7 @@
                 <w:sz w:val="18"/>
                 <w:szCs w:val="18"/>
               </w:rPr>
-              <w:t xml:space="preserve">会の結論を「決議事項・報告事項・承認事項」の3分類で整理（Word半枚×3分類で可）</w:t>
+              <w:t xml:space="preserve">開催の翌日まで。遅れた場合、当該分科会の承認事項は次回点検会議での取り扱いとなります</w:t>
             </w:r>
           </w:p>
         </w:tc>
@@ -333,7 +613,7 @@
                 <w:sz w:val="18"/>
                 <w:szCs w:val="18"/>
               </w:rPr>
-              <w:t xml:space="preserve">提出期限</w:t>
+              <w:t xml:space="preserve">資料</w:t>
             </w:r>
           </w:p>
         </w:tc>
@@ -364,7 +644,7 @@
                 <w:sz w:val="18"/>
                 <w:szCs w:val="18"/>
               </w:rPr>
-              <w:t xml:space="preserve">開催の翌日まで。遅れた場合、当該分科会の承認事項は次回点検会議での取り扱いとなります</w:t>
+              <w:t xml:space="preserve">新規作成は不要。開催前日にSTO（坪井）より棚卸しシート等のデータをお送りします</w:t>
             </w:r>
           </w:p>
         </w:tc>
@@ -400,7 +680,7 @@
                 <w:sz w:val="18"/>
                 <w:szCs w:val="18"/>
               </w:rPr>
-              <w:t xml:space="preserve">資料</w:t>
+              <w:t xml:space="preserve">出席</w:t>
             </w:r>
           </w:p>
         </w:tc>
@@ -431,113 +711,12 @@
                 <w:sz w:val="18"/>
                 <w:szCs w:val="18"/>
               </w:rPr>
-              <w:t xml:space="preserve">新規作成は不要。開催前日にSTO（坪井）より棚卸しシート等のデータをお送りします</w:t>
-            </w:r>
-          </w:p>
-        </w:tc>
-      </w:tr>
-      <w:tr>
-        <w:tc>
-          <w:tcPr>
-            <w:tcW w:type="dxa" w:w="1900"/>
-            <w:tcBorders>
-              <w:top w:val="single" w:color="CCCCCC" w:sz="4"/>
-              <w:left w:val="single" w:color="CCCCCC" w:sz="4"/>
-              <w:bottom w:val="single" w:color="CCCCCC" w:sz="4"/>
-              <w:right w:val="single" w:color="CCCCCC" w:sz="4"/>
-            </w:tcBorders>
-            <w:shd w:fill="F2F0EE" w:val="clear"/>
-            <w:tcMar>
-              <w:top w:type="dxa" w:w="60"/>
-              <w:left w:type="dxa" w:w="120"/>
-              <w:bottom w:type="dxa" w:w="60"/>
-              <w:right w:type="dxa" w:w="120"/>
-            </w:tcMar>
-          </w:tcPr>
-          <w:p>
-            <w:pPr>
-              <w:spacing w:after="0"/>
-            </w:pPr>
-            <w:r>
-              <w:rPr>
-                <w:rFonts w:ascii="ＭＳ ゴシック" w:eastAsia="ＭＳ ゴシック" w:hAnsi="ＭＳ ゴシック"/>
-                <w:b/>
-                <w:bCs/>
-                <w:color w:val="222222"/>
-                <w:sz w:val="18"/>
-                <w:szCs w:val="18"/>
-              </w:rPr>
-              <w:t xml:space="preserve">出席</w:t>
-            </w:r>
-          </w:p>
-        </w:tc>
-        <w:tc>
-          <w:tcPr>
-            <w:tcW w:type="dxa" w:w="8300"/>
-            <w:tcBorders>
-              <w:top w:val="single" w:color="CCCCCC" w:sz="4"/>
-              <w:left w:val="single" w:color="CCCCCC" w:sz="4"/>
-              <w:bottom w:val="single" w:color="CCCCCC" w:sz="4"/>
-              <w:right w:val="single" w:color="CCCCCC" w:sz="4"/>
-            </w:tcBorders>
-            <w:tcMar>
-              <w:top w:type="dxa" w:w="60"/>
-              <w:left w:type="dxa" w:w="120"/>
-              <w:bottom w:type="dxa" w:w="60"/>
-              <w:right w:type="dxa" w:w="120"/>
-            </w:tcMar>
-          </w:tcPr>
-          <w:p>
-            <w:pPr>
-              <w:spacing w:after="0"/>
-            </w:pPr>
-            <w:r>
-              <w:rPr>
-                <w:rFonts w:ascii="ＭＳ ゴシック" w:eastAsia="ＭＳ ゴシック" w:hAnsi="ＭＳ ゴシック"/>
-                <w:color w:val="222222"/>
-                <w:sz w:val="18"/>
-                <w:szCs w:val="18"/>
-              </w:rPr>
               <w:t xml:space="preserve">各分科会にSTOより1名（小沢または坪井）が出席します</w:t>
             </w:r>
           </w:p>
         </w:tc>
       </w:tr>
     </w:tbl>
-    <w:p>
-      <w:pPr>
-        <w:spacing w:after="60" w:before="80"/>
-      </w:pPr>
-      <w:r>
-        <w:rPr>
-          <w:rFonts w:ascii="ＭＳ ゴシック" w:eastAsia="ＭＳ ゴシック" w:hAnsi="ＭＳ ゴシック"/>
-          <w:color w:val="222222"/>
-          <w:sz w:val="18"/>
-          <w:szCs w:val="18"/>
-        </w:rPr>
-        <w:t xml:space="preserve">※ 接点づくり分科会には</w:t>
-      </w:r>
-      <w:r>
-        <w:rPr>
-          <w:rFonts w:ascii="ＭＳ ゴシック" w:eastAsia="ＭＳ ゴシック" w:hAnsi="ＭＳ ゴシック"/>
-          <w:b/>
-          <w:bCs/>
-          <w:color w:val="222222"/>
-          <w:sz w:val="18"/>
-          <w:szCs w:val="18"/>
-        </w:rPr>
-        <w:t xml:space="preserve">自社MD・商品のテーマを統合済み</w:t>
-      </w:r>
-      <w:r>
-        <w:rPr>
-          <w:rFonts w:ascii="ＭＳ ゴシック" w:eastAsia="ＭＳ ゴシック" w:hAnsi="ＭＳ ゴシック"/>
-          <w:color w:val="222222"/>
-          <w:sz w:val="18"/>
-          <w:szCs w:val="18"/>
-        </w:rPr>
-        <w:t xml:space="preserve">です。商品開発側（永山さん・山田さん）も参加予定です</w:t>
-      </w:r>
-    </w:p>
     <w:p>
       <w:pPr>
         <w:pBdr>
@@ -555,7 +734,7 @@
           <w:sz w:val="21"/>
           <w:szCs w:val="21"/>
         </w:rPr>
-        <w:t xml:space="preserve">2. 初回点検会議の開催概要</w:t>
+        <w:t xml:space="preserve">3. 初回点検会議の開催概要</w:t>
       </w:r>
     </w:p>
     <w:p>
@@ -1281,7 +1460,7 @@
           <w:sz w:val="21"/>
           <w:szCs w:val="21"/>
         </w:rPr>
-        <w:t xml:space="preserve">3. 3分類の定義</w:t>
+        <w:t xml:space="preserve">4. 3分類の定義</w:t>
       </w:r>
     </w:p>
     <w:p>

--- a/docs/sales-reform-toolkit/meetings/分科会依頼と初回点検会議_部長会1枚_20260728.docx
+++ b/docs/sales-reform-toolkit/meetings/分科会依頼と初回点検会議_部長会1枚_20260728.docx
@@ -510,7 +510,7 @@
                 <w:sz w:val="18"/>
                 <w:szCs w:val="18"/>
               </w:rPr>
-              <w:t xml:space="preserve">会の結論を「決議事項・報告事項・承認事項」の3分類で整理（Word半枚×3分類で可）</w:t>
+              <w:t xml:space="preserve">分科会終了後に、議事録・報告資料を提出（「分科会 共通フォーマット」1枚：決議事項・報告事項・承認事項・宿題）</w:t>
             </w:r>
           </w:p>
         </w:tc>
@@ -613,7 +613,7 @@
                 <w:sz w:val="18"/>
                 <w:szCs w:val="18"/>
               </w:rPr>
-              <w:t xml:space="preserve">資料</w:t>
+              <w:t xml:space="preserve">出席</w:t>
             </w:r>
           </w:p>
         </w:tc>
@@ -644,74 +644,7 @@
                 <w:sz w:val="18"/>
                 <w:szCs w:val="18"/>
               </w:rPr>
-              <w:t xml:space="preserve">新規作成は不要。開催前日にSTO（坪井）より棚卸しシート等のデータをお送りします</w:t>
-            </w:r>
-          </w:p>
-        </w:tc>
-      </w:tr>
-      <w:tr>
-        <w:tc>
-          <w:tcPr>
-            <w:tcW w:type="dxa" w:w="1900"/>
-            <w:tcBorders>
-              <w:top w:val="single" w:color="CCCCCC" w:sz="4"/>
-              <w:left w:val="single" w:color="CCCCCC" w:sz="4"/>
-              <w:bottom w:val="single" w:color="CCCCCC" w:sz="4"/>
-              <w:right w:val="single" w:color="CCCCCC" w:sz="4"/>
-            </w:tcBorders>
-            <w:shd w:fill="F2F0EE" w:val="clear"/>
-            <w:tcMar>
-              <w:top w:type="dxa" w:w="60"/>
-              <w:left w:type="dxa" w:w="120"/>
-              <w:bottom w:type="dxa" w:w="60"/>
-              <w:right w:type="dxa" w:w="120"/>
-            </w:tcMar>
-          </w:tcPr>
-          <w:p>
-            <w:pPr>
-              <w:spacing w:after="0"/>
-            </w:pPr>
-            <w:r>
-              <w:rPr>
-                <w:rFonts w:ascii="ＭＳ ゴシック" w:eastAsia="ＭＳ ゴシック" w:hAnsi="ＭＳ ゴシック"/>
-                <w:b/>
-                <w:bCs/>
-                <w:color w:val="222222"/>
-                <w:sz w:val="18"/>
-                <w:szCs w:val="18"/>
-              </w:rPr>
-              <w:t xml:space="preserve">出席</w:t>
-            </w:r>
-          </w:p>
-        </w:tc>
-        <w:tc>
-          <w:tcPr>
-            <w:tcW w:type="dxa" w:w="8300"/>
-            <w:tcBorders>
-              <w:top w:val="single" w:color="CCCCCC" w:sz="4"/>
-              <w:left w:val="single" w:color="CCCCCC" w:sz="4"/>
-              <w:bottom w:val="single" w:color="CCCCCC" w:sz="4"/>
-              <w:right w:val="single" w:color="CCCCCC" w:sz="4"/>
-            </w:tcBorders>
-            <w:tcMar>
-              <w:top w:type="dxa" w:w="60"/>
-              <w:left w:type="dxa" w:w="120"/>
-              <w:bottom w:type="dxa" w:w="60"/>
-              <w:right w:type="dxa" w:w="120"/>
-            </w:tcMar>
-          </w:tcPr>
-          <w:p>
-            <w:pPr>
-              <w:spacing w:after="0"/>
-            </w:pPr>
-            <w:r>
-              <w:rPr>
-                <w:rFonts w:ascii="ＭＳ ゴシック" w:eastAsia="ＭＳ ゴシック" w:hAnsi="ＭＳ ゴシック"/>
-                <w:color w:val="222222"/>
-                <w:sz w:val="18"/>
-                <w:szCs w:val="18"/>
-              </w:rPr>
-              <w:t xml:space="preserve">各分科会にSTOより1名（小沢または坪井）が出席します</w:t>
+              <w:t xml:space="preserve">各分科会にSTOより小沢が出席します</w:t>
             </w:r>
           </w:p>
         </w:tc>

--- a/docs/sales-reform-toolkit/meetings/分科会依頼と初回点検会議_部長会1枚_20260728.docx
+++ b/docs/sales-reform-toolkit/meetings/分科会依頼と初回点検会議_部長会1枚_20260728.docx
@@ -67,11 +67,7 @@
     </w:p>
     <w:p>
       <w:pPr>
-        <w:pBdr>
-          <w:left w:val="single" w:color="A03123" w:sz="24"/>
-        </w:pBdr>
         <w:spacing w:after="100" w:before="160"/>
-        <w:ind w:left="160"/>
       </w:pPr>
       <w:r>
         <w:rPr>
@@ -347,11 +343,7 @@
     </w:tbl>
     <w:p>
       <w:pPr>
-        <w:pBdr>
-          <w:left w:val="single" w:color="A03123" w:sz="24"/>
-        </w:pBdr>
         <w:spacing w:after="100" w:before="160"/>
-        <w:ind w:left="160"/>
       </w:pPr>
       <w:r>
         <w:rPr>
@@ -652,11 +644,7 @@
     </w:tbl>
     <w:p>
       <w:pPr>
-        <w:pBdr>
-          <w:left w:val="single" w:color="A03123" w:sz="24"/>
-        </w:pBdr>
         <w:spacing w:after="100" w:before="160"/>
-        <w:ind w:left="160"/>
       </w:pPr>
       <w:r>
         <w:rPr>
@@ -1378,11 +1366,7 @@
     </w:p>
     <w:p>
       <w:pPr>
-        <w:pBdr>
-          <w:left w:val="single" w:color="A03123" w:sz="24"/>
-        </w:pBdr>
         <w:spacing w:after="100" w:before="160"/>
-        <w:ind w:left="160"/>
       </w:pPr>
       <w:r>
         <w:rPr>
